--- a/RFI-Docs/Scientific American 8-14-24--As veterans with PTSD continue to die by suicide, FDA demands do-over for MDMA trials.docx
+++ b/RFI-Docs/Scientific American 8-14-24--As veterans with PTSD continue to die by suicide, FDA demands do-over for MDMA trials.docx
@@ -4,7 +4,122 @@
   <w:body>
     <w:p>
       <w:pPr>
+        <w:jc w:val="left"/>
+      </w:pPr>
+      <w:r>
+        <w:rPr>
+          <w:color w:val="646464"/>
+          <w:sz w:val="18"/>
+        </w:rPr>
+        <w:t>Document: Scientific American 8-14-24--As veterans with PTSD continue to die by suicide, FDA demands do-over for MDMA trials.docx</w:t>
+      </w:r>
+    </w:p>
+    <w:p>
+      <w:pPr>
+        <w:jc w:val="left"/>
+      </w:pPr>
+      <w:r>
+        <w:rPr>
+          <w:color w:val="646464"/>
+          <w:sz w:val="18"/>
+        </w:rPr>
+        <w:t>Title: Scientific American 8-14-24--As veterans with PTSD continue to die by suicide, FDA demands do-over for MDMA trials</w:t>
+      </w:r>
+    </w:p>
+    <w:p>
+      <w:pPr>
+        <w:jc w:val="left"/>
+      </w:pPr>
+      <w:r>
+        <w:rPr>
+          <w:color w:val="646464"/>
+          <w:sz w:val="18"/>
+        </w:rPr>
+        <w:t>Topic: Psychedelics | Type: News Articles</w:t>
+      </w:r>
+    </w:p>
+    <w:p>
+      <w:pPr>
+        <w:jc w:val="left"/>
+      </w:pPr>
+      <w:r>
+        <w:rPr>
+          <w:color w:val="646464"/>
+          <w:sz w:val="18"/>
+        </w:rPr>
+        <w:t>Created: 2024-08-23 | By: Richman, Michael (VACO)</w:t>
+      </w:r>
+    </w:p>
+    <w:p>
+      <w:pPr>
+        <w:jc w:val="left"/>
+      </w:pPr>
+      <w:r>
+        <w:rPr>
+          <w:color w:val="646464"/>
+          <w:sz w:val="18"/>
+        </w:rPr>
+        <w:t>Modified: 2024-08-23 | By: Richman, Michael (VACO)</w:t>
+      </w:r>
+    </w:p>
+    <w:p>
+      <w:pPr>
+        <w:jc w:val="left"/>
+      </w:pPr>
+      <w:r>
+        <w:rPr>
+          <w:color w:val="C8C8C8"/>
+          <w:sz w:val="16"/>
+        </w:rPr>
+        <w:t>────────────────────────────────────────────────────────────────────────────────</w:t>
+      </w:r>
+    </w:p>
+    <w:p>
+      <w:pPr>
+        <w:jc w:val="left"/>
+      </w:pPr>
+      <w:r/>
+    </w:p>
+    <w:p>
+      <w:pPr>
+        <w:jc w:val="left"/>
+      </w:pPr>
+      <w:r>
+        <w:rPr>
+          <w:color w:val="646464"/>
+          <w:sz w:val="18"/>
+        </w:rPr>
+        <w:t>Topic: Psychedelics | Type: News Articles</w:t>
+      </w:r>
+    </w:p>
+    <w:p>
+      <w:pPr>
+        <w:jc w:val="left"/>
+      </w:pPr>
+      <w:r>
+        <w:rPr>
+          <w:color w:val="646464"/>
+          <w:sz w:val="18"/>
+        </w:rPr>
+        <w:t>Created: 2024-08-23 | By: Richman, Michael (VACO)</w:t>
+      </w:r>
+    </w:p>
+    <w:p>
+      <w:pPr>
+        <w:jc w:val="left"/>
+      </w:pPr>
+      <w:r>
+        <w:rPr>
+          <w:color w:val="646464"/>
+          <w:sz w:val="18"/>
+        </w:rPr>
+        <w:t>Modified: 2024-08-23 | By: Richman, Michael (VACO)</w:t>
+      </w:r>
+    </w:p>
+    <w:p>
+      <w:pPr>
         <w:spacing w:after="0" w:line="540" w:lineRule="atLeast"/>
+        <w:jc w:val="left"/>
         <w:outlineLvl w:val="1"/>
         <w:rPr>
           <w:rFonts w:ascii="Arial" w:eastAsia="Times New Roman" w:hAnsi="Arial" w:cs="Arial"/>
@@ -17,14 +132,10 @@
       </w:pPr>
       <w:r>
         <w:rPr>
-          <w:rFonts w:ascii="Arial" w:eastAsia="Times New Roman" w:hAnsi="Arial" w:cs="Arial"/>
-          <w:color w:val="272727"/>
-          <w:kern w:val="0"/>
-          <w:sz w:val="36"/>
-          <w:szCs w:val="36"/>
-          <w14:ligatures w14:val="none"/>
-        </w:rPr>
-        <w:t>As veterans with PTSD continue to die by suicide, FDA demands do-over for MDMA trials</w:t>
+          <w:color w:val="C8C8C8"/>
+          <w:sz w:val="16"/>
+        </w:rPr>
+        <w:t>────────────────────────────────────────────────────────────────────────────────</w:t>
       </w:r>
     </w:p>
     <w:p>
@@ -40,33 +151,7 @@
           <w14:ligatures w14:val="none"/>
         </w:rPr>
       </w:pPr>
-      <w:r>
-        <w:rPr>
-          <w:rFonts w:ascii="Arial" w:eastAsia="Times New Roman" w:hAnsi="Arial" w:cs="Arial"/>
-          <w:caps/>
-          <w:color w:val="707070"/>
-          <w:kern w:val="0"/>
-          <w:sz w:val="18"/>
-          <w:szCs w:val="18"/>
-          <w14:ligatures w14:val="none"/>
-        </w:rPr>
-        <w:t>WRITTEN BY </w:t>
-      </w:r>
-      <w:hyperlink r:id="rId4" w:history="1">
-        <w:r>
-          <w:rPr>
-            <w:rFonts w:ascii="Arial" w:eastAsia="Times New Roman" w:hAnsi="Arial" w:cs="Arial"/>
-            <w:caps/>
-            <w:color w:val="F64740"/>
-            <w:kern w:val="0"/>
-            <w:sz w:val="18"/>
-            <w:szCs w:val="18"/>
-            <w:u w:val="single"/>
-            <w14:ligatures w14:val="none"/>
-          </w:rPr>
-          <w:t>CORY VAILLANCOURT</w:t>
-        </w:r>
-      </w:hyperlink>
+      <w:r/>
     </w:p>
     <w:p>
       <w:pPr>
